--- a/do_not_use/modelli_doc/18modellomultidiscun.docx
+++ b/do_not_use/modelli_doc/18modellomultidiscun.docx
@@ -105,7 +105,7 @@
         <w:rPr>
           <w:noProof/>
         </w:rPr>
-        <w:t>UNITA’ DIDATTICA</w:t>
+        <w:t>UNITA’ DI APPRENDIMENTO</w:t>
       </w:r>
       <w:r>
         <w:rPr>
@@ -1228,7 +1228,7 @@
                 <w:sz w:val="20"/>
                 <w:szCs w:val="20"/>
               </w:rPr>
-              <w:t>DELLA UNITA’ DIDATTICA</w:t>
+              <w:t>DELLA UNITA’ DI APPRENDIMENTO</w:t>
             </w:r>
           </w:p>
         </w:tc>
@@ -1292,7 +1292,7 @@
                 <w:sz w:val="20"/>
                 <w:szCs w:val="20"/>
               </w:rPr>
-              <w:t xml:space="preserve"> (determina gli obiettivi fondanti dell’unità didattica</w:t>
+              <w:t xml:space="preserve"> (determina gli obiettivi fondanti dell’unità di apprendimento</w:t>
             </w:r>
             <w:proofErr w:type="gramStart"/>
             <w:r>
